--- a/deploy/ZDPR_RAP_Developer_Guide.docx
+++ b/deploy/ZDPR_RAP_Developer_Guide.docx
@@ -21193,6 +21193,168 @@
           <w:sz w:val="15"/>
           <w:szCs w:val="15"/>
         </w:rPr>
+        <w:t xml:space="preserve">  /* Readable YYYY-MM-DD date for chart category axes */</w:t>
+      </w:r>
+    </w:p>
+    <w:p>
+      <w:pPr>
+        <w:pBdr>
+          <w:left w:val="single" w:color="8EA9DB" w:sz="12" w:space="6"/>
+        </w:pBdr>
+        <w:shd w:fill="F7F7F7" w:val="clear"/>
+        <w:spacing w:after="0" w:line="240"/>
+        <w:ind w:left="120" w:right="120"/>
+      </w:pPr>
+      <w:r>
+        <w:rPr>
+          <w:rFonts w:ascii="Consolas" w:cs="Consolas" w:eastAsia="Consolas" w:hAnsi="Consolas"/>
+          <w:sz w:val="15"/>
+          <w:szCs w:val="15"/>
+        </w:rPr>
+        <w:t xml:space="preserve">  @EndUserText.label: 'Date'</w:t>
+      </w:r>
+    </w:p>
+    <w:p>
+      <w:pPr>
+        <w:pBdr>
+          <w:left w:val="single" w:color="8EA9DB" w:sz="12" w:space="6"/>
+        </w:pBdr>
+        <w:shd w:fill="F7F7F7" w:val="clear"/>
+        <w:spacing w:after="0" w:line="240"/>
+        <w:ind w:left="120" w:right="120"/>
+      </w:pPr>
+      <w:r>
+        <w:rPr>
+          <w:rFonts w:ascii="Consolas" w:cs="Consolas" w:eastAsia="Consolas" w:hAnsi="Consolas"/>
+          <w:sz w:val="15"/>
+          <w:szCs w:val="15"/>
+        </w:rPr>
+        <w:t xml:space="preserve">  concat( substring( cast( Daily.ProductionDate as abap.char( 8 ) ), 1, 4 ),</w:t>
+      </w:r>
+    </w:p>
+    <w:p>
+      <w:pPr>
+        <w:pBdr>
+          <w:left w:val="single" w:color="8EA9DB" w:sz="12" w:space="6"/>
+        </w:pBdr>
+        <w:shd w:fill="F7F7F7" w:val="clear"/>
+        <w:spacing w:after="0" w:line="240"/>
+        <w:ind w:left="120" w:right="120"/>
+      </w:pPr>
+      <w:r>
+        <w:rPr>
+          <w:rFonts w:ascii="Consolas" w:cs="Consolas" w:eastAsia="Consolas" w:hAnsi="Consolas"/>
+          <w:sz w:val="15"/>
+          <w:szCs w:val="15"/>
+        </w:rPr>
+        <w:t xml:space="preserve">    concat( '-',</w:t>
+      </w:r>
+    </w:p>
+    <w:p>
+      <w:pPr>
+        <w:pBdr>
+          <w:left w:val="single" w:color="8EA9DB" w:sz="12" w:space="6"/>
+        </w:pBdr>
+        <w:shd w:fill="F7F7F7" w:val="clear"/>
+        <w:spacing w:after="0" w:line="240"/>
+        <w:ind w:left="120" w:right="120"/>
+      </w:pPr>
+      <w:r>
+        <w:rPr>
+          <w:rFonts w:ascii="Consolas" w:cs="Consolas" w:eastAsia="Consolas" w:hAnsi="Consolas"/>
+          <w:sz w:val="15"/>
+          <w:szCs w:val="15"/>
+        </w:rPr>
+        <w:t xml:space="preserve">      concat( substring( cast( Daily.ProductionDate as abap.char( 8 ) ), 5, 2 ),</w:t>
+      </w:r>
+    </w:p>
+    <w:p>
+      <w:pPr>
+        <w:pBdr>
+          <w:left w:val="single" w:color="8EA9DB" w:sz="12" w:space="6"/>
+        </w:pBdr>
+        <w:shd w:fill="F7F7F7" w:val="clear"/>
+        <w:spacing w:after="0" w:line="240"/>
+        <w:ind w:left="120" w:right="120"/>
+      </w:pPr>
+      <w:r>
+        <w:rPr>
+          <w:rFonts w:ascii="Consolas" w:cs="Consolas" w:eastAsia="Consolas" w:hAnsi="Consolas"/>
+          <w:sz w:val="15"/>
+          <w:szCs w:val="15"/>
+        </w:rPr>
+        <w:t xml:space="preserve">        concat( '-',</w:t>
+      </w:r>
+    </w:p>
+    <w:p>
+      <w:pPr>
+        <w:pBdr>
+          <w:left w:val="single" w:color="8EA9DB" w:sz="12" w:space="6"/>
+        </w:pBdr>
+        <w:shd w:fill="F7F7F7" w:val="clear"/>
+        <w:spacing w:after="0" w:line="240"/>
+        <w:ind w:left="120" w:right="120"/>
+      </w:pPr>
+      <w:r>
+        <w:rPr>
+          <w:rFonts w:ascii="Consolas" w:cs="Consolas" w:eastAsia="Consolas" w:hAnsi="Consolas"/>
+          <w:sz w:val="15"/>
+          <w:szCs w:val="15"/>
+        </w:rPr>
+        <w:t xml:space="preserve">          substring( cast( Daily.ProductionDate as abap.char( 8 ) ), 7, 2 ) ) ) ) )</w:t>
+      </w:r>
+    </w:p>
+    <w:p>
+      <w:pPr>
+        <w:pBdr>
+          <w:left w:val="single" w:color="8EA9DB" w:sz="12" w:space="6"/>
+        </w:pBdr>
+        <w:shd w:fill="F7F7F7" w:val="clear"/>
+        <w:spacing w:after="0" w:line="240"/>
+        <w:ind w:left="120" w:right="120"/>
+      </w:pPr>
+      <w:r>
+        <w:rPr>
+          <w:rFonts w:ascii="Consolas" w:cs="Consolas" w:eastAsia="Consolas" w:hAnsi="Consolas"/>
+          <w:sz w:val="15"/>
+          <w:szCs w:val="15"/>
+        </w:rPr>
+        <w:t xml:space="preserve">                                                  as ProductionDateText,</w:t>
+      </w:r>
+    </w:p>
+    <w:p>
+      <w:pPr>
+        <w:pBdr>
+          <w:left w:val="single" w:color="8EA9DB" w:sz="12" w:space="6"/>
+        </w:pBdr>
+        <w:shd w:fill="F7F7F7" w:val="clear"/>
+        <w:spacing w:after="0" w:line="240"/>
+        <w:ind w:left="120" w:right="120"/>
+      </w:pPr>
+      <w:r>
+        <w:rPr>
+          <w:rFonts w:ascii="Consolas" w:cs="Consolas" w:eastAsia="Consolas" w:hAnsi="Consolas"/>
+          <w:sz w:val="15"/>
+          <w:szCs w:val="15"/>
+        </w:rPr>
+        <w:t xml:space="preserve"> </w:t>
+      </w:r>
+    </w:p>
+    <w:p>
+      <w:pPr>
+        <w:pBdr>
+          <w:left w:val="single" w:color="8EA9DB" w:sz="12" w:space="6"/>
+        </w:pBdr>
+        <w:shd w:fill="F7F7F7" w:val="clear"/>
+        <w:spacing w:after="0" w:line="240"/>
+        <w:ind w:left="120" w:right="120"/>
+      </w:pPr>
+      <w:r>
+        <w:rPr>
+          <w:rFonts w:ascii="Consolas" w:cs="Consolas" w:eastAsia="Consolas" w:hAnsi="Consolas"/>
+          <w:sz w:val="15"/>
+          <w:szCs w:val="15"/>
+        </w:rPr>
         <w:t xml:space="preserve">  @EndUserText.label: 'Product'</w:t>
       </w:r>
     </w:p>
@@ -24409,6 +24571,204 @@
           <w:sz w:val="15"/>
           <w:szCs w:val="15"/>
         </w:rPr>
+        <w:t xml:space="preserve">  /* Readable date for chart category axes (Fiori renders a DATS as the raw</w:t>
+      </w:r>
+    </w:p>
+    <w:p>
+      <w:pPr>
+        <w:pBdr>
+          <w:left w:val="single" w:color="8EA9DB" w:sz="12" w:space="6"/>
+        </w:pBdr>
+        <w:shd w:fill="F7F7F7" w:val="clear"/>
+        <w:spacing w:after="0" w:line="240"/>
+        <w:ind w:left="120" w:right="120"/>
+      </w:pPr>
+      <w:r>
+        <w:rPr>
+          <w:rFonts w:ascii="Consolas" w:cs="Consolas" w:eastAsia="Consolas" w:hAnsi="Consolas"/>
+          <w:sz w:val="15"/>
+          <w:szCs w:val="15"/>
+        </w:rPr>
+        <w:t xml:space="preserve">     YYYYMMDD string). ISO layout keeps the alphabetical order = date order. */</w:t>
+      </w:r>
+    </w:p>
+    <w:p>
+      <w:pPr>
+        <w:pBdr>
+          <w:left w:val="single" w:color="8EA9DB" w:sz="12" w:space="6"/>
+        </w:pBdr>
+        <w:shd w:fill="F7F7F7" w:val="clear"/>
+        <w:spacing w:after="0" w:line="240"/>
+        <w:ind w:left="120" w:right="120"/>
+      </w:pPr>
+      <w:r>
+        <w:rPr>
+          <w:rFonts w:ascii="Consolas" w:cs="Consolas" w:eastAsia="Consolas" w:hAnsi="Consolas"/>
+          <w:sz w:val="15"/>
+          <w:szCs w:val="15"/>
+        </w:rPr>
+        <w:t xml:space="preserve">  @AnalyticsDetails.query.axis: #FREE</w:t>
+      </w:r>
+    </w:p>
+    <w:p>
+      <w:pPr>
+        <w:pBdr>
+          <w:left w:val="single" w:color="8EA9DB" w:sz="12" w:space="6"/>
+        </w:pBdr>
+        <w:shd w:fill="F7F7F7" w:val="clear"/>
+        <w:spacing w:after="0" w:line="240"/>
+        <w:ind w:left="120" w:right="120"/>
+      </w:pPr>
+      <w:r>
+        <w:rPr>
+          <w:rFonts w:ascii="Consolas" w:cs="Consolas" w:eastAsia="Consolas" w:hAnsi="Consolas"/>
+          <w:sz w:val="15"/>
+          <w:szCs w:val="15"/>
+        </w:rPr>
+        <w:t xml:space="preserve">  @EndUserText.label: 'Date'</w:t>
+      </w:r>
+    </w:p>
+    <w:p>
+      <w:pPr>
+        <w:pBdr>
+          <w:left w:val="single" w:color="8EA9DB" w:sz="12" w:space="6"/>
+        </w:pBdr>
+        <w:shd w:fill="F7F7F7" w:val="clear"/>
+        <w:spacing w:after="0" w:line="240"/>
+        <w:ind w:left="120" w:right="120"/>
+      </w:pPr>
+      <w:r>
+        <w:rPr>
+          <w:rFonts w:ascii="Consolas" w:cs="Consolas" w:eastAsia="Consolas" w:hAnsi="Consolas"/>
+          <w:sz w:val="15"/>
+          <w:szCs w:val="15"/>
+        </w:rPr>
+        <w:t xml:space="preserve">  concat( substring( cast( Row.ProductionDate as abap.char( 8 ) ), 1, 4 ),</w:t>
+      </w:r>
+    </w:p>
+    <w:p>
+      <w:pPr>
+        <w:pBdr>
+          <w:left w:val="single" w:color="8EA9DB" w:sz="12" w:space="6"/>
+        </w:pBdr>
+        <w:shd w:fill="F7F7F7" w:val="clear"/>
+        <w:spacing w:after="0" w:line="240"/>
+        <w:ind w:left="120" w:right="120"/>
+      </w:pPr>
+      <w:r>
+        <w:rPr>
+          <w:rFonts w:ascii="Consolas" w:cs="Consolas" w:eastAsia="Consolas" w:hAnsi="Consolas"/>
+          <w:sz w:val="15"/>
+          <w:szCs w:val="15"/>
+        </w:rPr>
+        <w:t xml:space="preserve">    concat( '-',</w:t>
+      </w:r>
+    </w:p>
+    <w:p>
+      <w:pPr>
+        <w:pBdr>
+          <w:left w:val="single" w:color="8EA9DB" w:sz="12" w:space="6"/>
+        </w:pBdr>
+        <w:shd w:fill="F7F7F7" w:val="clear"/>
+        <w:spacing w:after="0" w:line="240"/>
+        <w:ind w:left="120" w:right="120"/>
+      </w:pPr>
+      <w:r>
+        <w:rPr>
+          <w:rFonts w:ascii="Consolas" w:cs="Consolas" w:eastAsia="Consolas" w:hAnsi="Consolas"/>
+          <w:sz w:val="15"/>
+          <w:szCs w:val="15"/>
+        </w:rPr>
+        <w:t xml:space="preserve">      concat( substring( cast( Row.ProductionDate as abap.char( 8 ) ), 5, 2 ),</w:t>
+      </w:r>
+    </w:p>
+    <w:p>
+      <w:pPr>
+        <w:pBdr>
+          <w:left w:val="single" w:color="8EA9DB" w:sz="12" w:space="6"/>
+        </w:pBdr>
+        <w:shd w:fill="F7F7F7" w:val="clear"/>
+        <w:spacing w:after="0" w:line="240"/>
+        <w:ind w:left="120" w:right="120"/>
+      </w:pPr>
+      <w:r>
+        <w:rPr>
+          <w:rFonts w:ascii="Consolas" w:cs="Consolas" w:eastAsia="Consolas" w:hAnsi="Consolas"/>
+          <w:sz w:val="15"/>
+          <w:szCs w:val="15"/>
+        </w:rPr>
+        <w:t xml:space="preserve">        concat( '-',</w:t>
+      </w:r>
+    </w:p>
+    <w:p>
+      <w:pPr>
+        <w:pBdr>
+          <w:left w:val="single" w:color="8EA9DB" w:sz="12" w:space="6"/>
+        </w:pBdr>
+        <w:shd w:fill="F7F7F7" w:val="clear"/>
+        <w:spacing w:after="0" w:line="240"/>
+        <w:ind w:left="120" w:right="120"/>
+      </w:pPr>
+      <w:r>
+        <w:rPr>
+          <w:rFonts w:ascii="Consolas" w:cs="Consolas" w:eastAsia="Consolas" w:hAnsi="Consolas"/>
+          <w:sz w:val="15"/>
+          <w:szCs w:val="15"/>
+        </w:rPr>
+        <w:t xml:space="preserve">          substring( cast( Row.ProductionDate as abap.char( 8 ) ), 7, 2 ) ) ) ) )</w:t>
+      </w:r>
+    </w:p>
+    <w:p>
+      <w:pPr>
+        <w:pBdr>
+          <w:left w:val="single" w:color="8EA9DB" w:sz="12" w:space="6"/>
+        </w:pBdr>
+        <w:shd w:fill="F7F7F7" w:val="clear"/>
+        <w:spacing w:after="0" w:line="240"/>
+        <w:ind w:left="120" w:right="120"/>
+      </w:pPr>
+      <w:r>
+        <w:rPr>
+          <w:rFonts w:ascii="Consolas" w:cs="Consolas" w:eastAsia="Consolas" w:hAnsi="Consolas"/>
+          <w:sz w:val="15"/>
+          <w:szCs w:val="15"/>
+        </w:rPr>
+        <w:t xml:space="preserve">                                                      as ProductionDateText,</w:t>
+      </w:r>
+    </w:p>
+    <w:p>
+      <w:pPr>
+        <w:pBdr>
+          <w:left w:val="single" w:color="8EA9DB" w:sz="12" w:space="6"/>
+        </w:pBdr>
+        <w:shd w:fill="F7F7F7" w:val="clear"/>
+        <w:spacing w:after="0" w:line="240"/>
+        <w:ind w:left="120" w:right="120"/>
+      </w:pPr>
+      <w:r>
+        <w:rPr>
+          <w:rFonts w:ascii="Consolas" w:cs="Consolas" w:eastAsia="Consolas" w:hAnsi="Consolas"/>
+          <w:sz w:val="15"/>
+          <w:szCs w:val="15"/>
+        </w:rPr>
+        <w:t xml:space="preserve"> </w:t>
+      </w:r>
+    </w:p>
+    <w:p>
+      <w:pPr>
+        <w:pBdr>
+          <w:left w:val="single" w:color="8EA9DB" w:sz="12" w:space="6"/>
+        </w:pBdr>
+        <w:shd w:fill="F7F7F7" w:val="clear"/>
+        <w:spacing w:after="0" w:line="240"/>
+        <w:ind w:left="120" w:right="120"/>
+      </w:pPr>
+      <w:r>
+        <w:rPr>
+          <w:rFonts w:ascii="Consolas" w:cs="Consolas" w:eastAsia="Consolas" w:hAnsi="Consolas"/>
+          <w:sz w:val="15"/>
+          <w:szCs w:val="15"/>
+        </w:rPr>
         <w:t xml:space="preserve">  @AnalyticsDetails.query.axis: #FREE</w:t>
       </w:r>
     </w:p>
@@ -27574,6 +27934,114 @@
           <w:sz w:val="15"/>
           <w:szCs w:val="15"/>
         </w:rPr>
+        <w:t xml:space="preserve">  /* chart category axis: readable YYYY-MM-DD text of the date */</w:t>
+      </w:r>
+    </w:p>
+    <w:p>
+      <w:pPr>
+        <w:pBdr>
+          <w:left w:val="single" w:color="8EA9DB" w:sz="12" w:space="6"/>
+        </w:pBdr>
+        <w:shd w:fill="F7F7F7" w:val="clear"/>
+        <w:spacing w:after="0" w:line="240"/>
+        <w:ind w:left="120" w:right="120"/>
+      </w:pPr>
+      <w:r>
+        <w:rPr>
+          <w:rFonts w:ascii="Consolas" w:cs="Consolas" w:eastAsia="Consolas" w:hAnsi="Consolas"/>
+          <w:sz w:val="15"/>
+          <w:szCs w:val="15"/>
+        </w:rPr>
+        <w:t xml:space="preserve">  @AnalyticsDetails.query.axis: #ROWS</w:t>
+      </w:r>
+    </w:p>
+    <w:p>
+      <w:pPr>
+        <w:pBdr>
+          <w:left w:val="single" w:color="8EA9DB" w:sz="12" w:space="6"/>
+        </w:pBdr>
+        <w:shd w:fill="F7F7F7" w:val="clear"/>
+        <w:spacing w:after="0" w:line="240"/>
+        <w:ind w:left="120" w:right="120"/>
+      </w:pPr>
+      <w:r>
+        <w:rPr>
+          <w:rFonts w:ascii="Consolas" w:cs="Consolas" w:eastAsia="Consolas" w:hAnsi="Consolas"/>
+          <w:sz w:val="15"/>
+          <w:szCs w:val="15"/>
+        </w:rPr>
+        <w:t xml:space="preserve">  @AnalyticsDetails.query.totals: #HIDE</w:t>
+      </w:r>
+    </w:p>
+    <w:p>
+      <w:pPr>
+        <w:pBdr>
+          <w:left w:val="single" w:color="8EA9DB" w:sz="12" w:space="6"/>
+        </w:pBdr>
+        <w:shd w:fill="F7F7F7" w:val="clear"/>
+        <w:spacing w:after="0" w:line="240"/>
+        <w:ind w:left="120" w:right="120"/>
+      </w:pPr>
+      <w:r>
+        <w:rPr>
+          <w:rFonts w:ascii="Consolas" w:cs="Consolas" w:eastAsia="Consolas" w:hAnsi="Consolas"/>
+          <w:sz w:val="15"/>
+          <w:szCs w:val="15"/>
+        </w:rPr>
+        <w:t xml:space="preserve">  @EndUserText.label: 'Date'</w:t>
+      </w:r>
+    </w:p>
+    <w:p>
+      <w:pPr>
+        <w:pBdr>
+          <w:left w:val="single" w:color="8EA9DB" w:sz="12" w:space="6"/>
+        </w:pBdr>
+        <w:shd w:fill="F7F7F7" w:val="clear"/>
+        <w:spacing w:after="0" w:line="240"/>
+        <w:ind w:left="120" w:right="120"/>
+      </w:pPr>
+      <w:r>
+        <w:rPr>
+          <w:rFonts w:ascii="Consolas" w:cs="Consolas" w:eastAsia="Consolas" w:hAnsi="Consolas"/>
+          <w:sz w:val="15"/>
+          <w:szCs w:val="15"/>
+        </w:rPr>
+        <w:t xml:space="preserve">  ProductionDateText,</w:t>
+      </w:r>
+    </w:p>
+    <w:p>
+      <w:pPr>
+        <w:pBdr>
+          <w:left w:val="single" w:color="8EA9DB" w:sz="12" w:space="6"/>
+        </w:pBdr>
+        <w:shd w:fill="F7F7F7" w:val="clear"/>
+        <w:spacing w:after="0" w:line="240"/>
+        <w:ind w:left="120" w:right="120"/>
+      </w:pPr>
+      <w:r>
+        <w:rPr>
+          <w:rFonts w:ascii="Consolas" w:cs="Consolas" w:eastAsia="Consolas" w:hAnsi="Consolas"/>
+          <w:sz w:val="15"/>
+          <w:szCs w:val="15"/>
+        </w:rPr>
+        <w:t xml:space="preserve"> </w:t>
+      </w:r>
+    </w:p>
+    <w:p>
+      <w:pPr>
+        <w:pBdr>
+          <w:left w:val="single" w:color="8EA9DB" w:sz="12" w:space="6"/>
+        </w:pBdr>
+        <w:shd w:fill="F7F7F7" w:val="clear"/>
+        <w:spacing w:after="0" w:line="240"/>
+        <w:ind w:left="120" w:right="120"/>
+      </w:pPr>
+      <w:r>
+        <w:rPr>
+          <w:rFonts w:ascii="Consolas" w:cs="Consolas" w:eastAsia="Consolas" w:hAnsi="Consolas"/>
+          <w:sz w:val="15"/>
+          <w:szCs w:val="15"/>
+        </w:rPr>
         <w:t xml:space="preserve">  /* ── Free drill-down dimensions ─────────────────────────────────────── */</w:t>
       </w:r>
     </w:p>
@@ -28756,6 +29224,114 @@
           <w:sz w:val="15"/>
           <w:szCs w:val="15"/>
         </w:rPr>
+        <w:t xml:space="preserve">  /* chart category axis: readable YYYY-MM-DD text of the date */</w:t>
+      </w:r>
+    </w:p>
+    <w:p>
+      <w:pPr>
+        <w:pBdr>
+          <w:left w:val="single" w:color="8EA9DB" w:sz="12" w:space="6"/>
+        </w:pBdr>
+        <w:shd w:fill="F7F7F7" w:val="clear"/>
+        <w:spacing w:after="0" w:line="240"/>
+        <w:ind w:left="120" w:right="120"/>
+      </w:pPr>
+      <w:r>
+        <w:rPr>
+          <w:rFonts w:ascii="Consolas" w:cs="Consolas" w:eastAsia="Consolas" w:hAnsi="Consolas"/>
+          <w:sz w:val="15"/>
+          <w:szCs w:val="15"/>
+        </w:rPr>
+        <w:t xml:space="preserve">  @AnalyticsDetails.query.axis: #ROWS</w:t>
+      </w:r>
+    </w:p>
+    <w:p>
+      <w:pPr>
+        <w:pBdr>
+          <w:left w:val="single" w:color="8EA9DB" w:sz="12" w:space="6"/>
+        </w:pBdr>
+        <w:shd w:fill="F7F7F7" w:val="clear"/>
+        <w:spacing w:after="0" w:line="240"/>
+        <w:ind w:left="120" w:right="120"/>
+      </w:pPr>
+      <w:r>
+        <w:rPr>
+          <w:rFonts w:ascii="Consolas" w:cs="Consolas" w:eastAsia="Consolas" w:hAnsi="Consolas"/>
+          <w:sz w:val="15"/>
+          <w:szCs w:val="15"/>
+        </w:rPr>
+        <w:t xml:space="preserve">  @AnalyticsDetails.query.totals: #HIDE</w:t>
+      </w:r>
+    </w:p>
+    <w:p>
+      <w:pPr>
+        <w:pBdr>
+          <w:left w:val="single" w:color="8EA9DB" w:sz="12" w:space="6"/>
+        </w:pBdr>
+        <w:shd w:fill="F7F7F7" w:val="clear"/>
+        <w:spacing w:after="0" w:line="240"/>
+        <w:ind w:left="120" w:right="120"/>
+      </w:pPr>
+      <w:r>
+        <w:rPr>
+          <w:rFonts w:ascii="Consolas" w:cs="Consolas" w:eastAsia="Consolas" w:hAnsi="Consolas"/>
+          <w:sz w:val="15"/>
+          <w:szCs w:val="15"/>
+        </w:rPr>
+        <w:t xml:space="preserve">  @EndUserText.label: 'Date'</w:t>
+      </w:r>
+    </w:p>
+    <w:p>
+      <w:pPr>
+        <w:pBdr>
+          <w:left w:val="single" w:color="8EA9DB" w:sz="12" w:space="6"/>
+        </w:pBdr>
+        <w:shd w:fill="F7F7F7" w:val="clear"/>
+        <w:spacing w:after="0" w:line="240"/>
+        <w:ind w:left="120" w:right="120"/>
+      </w:pPr>
+      <w:r>
+        <w:rPr>
+          <w:rFonts w:ascii="Consolas" w:cs="Consolas" w:eastAsia="Consolas" w:hAnsi="Consolas"/>
+          <w:sz w:val="15"/>
+          <w:szCs w:val="15"/>
+        </w:rPr>
+        <w:t xml:space="preserve">  ProductionDateText,</w:t>
+      </w:r>
+    </w:p>
+    <w:p>
+      <w:pPr>
+        <w:pBdr>
+          <w:left w:val="single" w:color="8EA9DB" w:sz="12" w:space="6"/>
+        </w:pBdr>
+        <w:shd w:fill="F7F7F7" w:val="clear"/>
+        <w:spacing w:after="0" w:line="240"/>
+        <w:ind w:left="120" w:right="120"/>
+      </w:pPr>
+      <w:r>
+        <w:rPr>
+          <w:rFonts w:ascii="Consolas" w:cs="Consolas" w:eastAsia="Consolas" w:hAnsi="Consolas"/>
+          <w:sz w:val="15"/>
+          <w:szCs w:val="15"/>
+        </w:rPr>
+        <w:t xml:space="preserve"> </w:t>
+      </w:r>
+    </w:p>
+    <w:p>
+      <w:pPr>
+        <w:pBdr>
+          <w:left w:val="single" w:color="8EA9DB" w:sz="12" w:space="6"/>
+        </w:pBdr>
+        <w:shd w:fill="F7F7F7" w:val="clear"/>
+        <w:spacing w:after="0" w:line="240"/>
+        <w:ind w:left="120" w:right="120"/>
+      </w:pPr>
+      <w:r>
+        <w:rPr>
+          <w:rFonts w:ascii="Consolas" w:cs="Consolas" w:eastAsia="Consolas" w:hAnsi="Consolas"/>
+          <w:sz w:val="15"/>
+          <w:szCs w:val="15"/>
+        </w:rPr>
         <w:t xml:space="preserve">  @AnalyticsDetails.query.axis: #FREE</w:t>
       </w:r>
     </w:p>
@@ -33625,6 +34201,294 @@
           <w:sz w:val="15"/>
           <w:szCs w:val="15"/>
         </w:rPr>
+        <w:t xml:space="preserve">      /* One label per row: the Overview Page table card shows only three</w:t>
+      </w:r>
+    </w:p>
+    <w:p>
+      <w:pPr>
+        <w:pBdr>
+          <w:left w:val="single" w:color="8EA9DB" w:sz="12" w:space="6"/>
+        </w:pBdr>
+        <w:shd w:fill="F7F7F7" w:val="clear"/>
+        <w:spacing w:after="0" w:line="240"/>
+        <w:ind w:left="120" w:right="120"/>
+      </w:pPr>
+      <w:r>
+        <w:rPr>
+          <w:rFonts w:ascii="Consolas" w:cs="Consolas" w:eastAsia="Consolas" w:hAnsi="Consolas"/>
+          <w:sz w:val="15"/>
+          <w:szCs w:val="15"/>
+        </w:rPr>
+        <w:t xml:space="preserve">         columns, so scope and product group share the first one */</w:t>
+      </w:r>
+    </w:p>
+    <w:p>
+      <w:pPr>
+        <w:pBdr>
+          <w:left w:val="single" w:color="8EA9DB" w:sz="12" w:space="6"/>
+        </w:pBdr>
+        <w:shd w:fill="F7F7F7" w:val="clear"/>
+        <w:spacing w:after="0" w:line="240"/>
+        <w:ind w:left="120" w:right="120"/>
+      </w:pPr>
+      <w:r>
+        <w:rPr>
+          <w:rFonts w:ascii="Consolas" w:cs="Consolas" w:eastAsia="Consolas" w:hAnsi="Consolas"/>
+          <w:sz w:val="15"/>
+          <w:szCs w:val="15"/>
+        </w:rPr>
+        <w:t xml:space="preserve">      @EndUserText.label: 'Row'</w:t>
+      </w:r>
+    </w:p>
+    <w:p>
+      <w:pPr>
+        <w:pBdr>
+          <w:left w:val="single" w:color="8EA9DB" w:sz="12" w:space="6"/>
+        </w:pBdr>
+        <w:shd w:fill="F7F7F7" w:val="clear"/>
+        <w:spacing w:after="0" w:line="240"/>
+        <w:ind w:left="120" w:right="120"/>
+      </w:pPr>
+      <w:r>
+        <w:rPr>
+          <w:rFonts w:ascii="Consolas" w:cs="Consolas" w:eastAsia="Consolas" w:hAnsi="Consolas"/>
+          <w:sz w:val="15"/>
+          <w:szCs w:val="15"/>
+        </w:rPr>
+        <w:t xml:space="preserve">      case ScopeType</w:t>
+      </w:r>
+    </w:p>
+    <w:p>
+      <w:pPr>
+        <w:pBdr>
+          <w:left w:val="single" w:color="8EA9DB" w:sz="12" w:space="6"/>
+        </w:pBdr>
+        <w:shd w:fill="F7F7F7" w:val="clear"/>
+        <w:spacing w:after="0" w:line="240"/>
+        <w:ind w:left="120" w:right="120"/>
+      </w:pPr>
+      <w:r>
+        <w:rPr>
+          <w:rFonts w:ascii="Consolas" w:cs="Consolas" w:eastAsia="Consolas" w:hAnsi="Consolas"/>
+          <w:sz w:val="15"/>
+          <w:szCs w:val="15"/>
+        </w:rPr>
+        <w:t xml:space="preserve">        when 'YTD' then</w:t>
+      </w:r>
+    </w:p>
+    <w:p>
+      <w:pPr>
+        <w:pBdr>
+          <w:left w:val="single" w:color="8EA9DB" w:sz="12" w:space="6"/>
+        </w:pBdr>
+        <w:shd w:fill="F7F7F7" w:val="clear"/>
+        <w:spacing w:after="0" w:line="240"/>
+        <w:ind w:left="120" w:right="120"/>
+      </w:pPr>
+      <w:r>
+        <w:rPr>
+          <w:rFonts w:ascii="Consolas" w:cs="Consolas" w:eastAsia="Consolas" w:hAnsi="Consolas"/>
+          <w:sz w:val="15"/>
+          <w:szCs w:val="15"/>
+        </w:rPr>
+        <w:t xml:space="preserve">          case ProductGroup</w:t>
+      </w:r>
+    </w:p>
+    <w:p>
+      <w:pPr>
+        <w:pBdr>
+          <w:left w:val="single" w:color="8EA9DB" w:sz="12" w:space="6"/>
+        </w:pBdr>
+        <w:shd w:fill="F7F7F7" w:val="clear"/>
+        <w:spacing w:after="0" w:line="240"/>
+        <w:ind w:left="120" w:right="120"/>
+      </w:pPr>
+      <w:r>
+        <w:rPr>
+          <w:rFonts w:ascii="Consolas" w:cs="Consolas" w:eastAsia="Consolas" w:hAnsi="Consolas"/>
+          <w:sz w:val="15"/>
+          <w:szCs w:val="15"/>
+        </w:rPr>
+        <w:t xml:space="preserve">            when 'GAS' then 'YTD - Gas (MMSCMD)'</w:t>
+      </w:r>
+    </w:p>
+    <w:p>
+      <w:pPr>
+        <w:pBdr>
+          <w:left w:val="single" w:color="8EA9DB" w:sz="12" w:space="6"/>
+        </w:pBdr>
+        <w:shd w:fill="F7F7F7" w:val="clear"/>
+        <w:spacing w:after="0" w:line="240"/>
+        <w:ind w:left="120" w:right="120"/>
+      </w:pPr>
+      <w:r>
+        <w:rPr>
+          <w:rFonts w:ascii="Consolas" w:cs="Consolas" w:eastAsia="Consolas" w:hAnsi="Consolas"/>
+          <w:sz w:val="15"/>
+          <w:szCs w:val="15"/>
+        </w:rPr>
+        <w:t xml:space="preserve">            else            'YTD - Oil, LNG &amp; Cond. (BOPD)'</w:t>
+      </w:r>
+    </w:p>
+    <w:p>
+      <w:pPr>
+        <w:pBdr>
+          <w:left w:val="single" w:color="8EA9DB" w:sz="12" w:space="6"/>
+        </w:pBdr>
+        <w:shd w:fill="F7F7F7" w:val="clear"/>
+        <w:spacing w:after="0" w:line="240"/>
+        <w:ind w:left="120" w:right="120"/>
+      </w:pPr>
+      <w:r>
+        <w:rPr>
+          <w:rFonts w:ascii="Consolas" w:cs="Consolas" w:eastAsia="Consolas" w:hAnsi="Consolas"/>
+          <w:sz w:val="15"/>
+          <w:szCs w:val="15"/>
+        </w:rPr>
+        <w:t xml:space="preserve">          end</w:t>
+      </w:r>
+    </w:p>
+    <w:p>
+      <w:pPr>
+        <w:pBdr>
+          <w:left w:val="single" w:color="8EA9DB" w:sz="12" w:space="6"/>
+        </w:pBdr>
+        <w:shd w:fill="F7F7F7" w:val="clear"/>
+        <w:spacing w:after="0" w:line="240"/>
+        <w:ind w:left="120" w:right="120"/>
+      </w:pPr>
+      <w:r>
+        <w:rPr>
+          <w:rFonts w:ascii="Consolas" w:cs="Consolas" w:eastAsia="Consolas" w:hAnsi="Consolas"/>
+          <w:sz w:val="15"/>
+          <w:szCs w:val="15"/>
+        </w:rPr>
+        <w:t xml:space="preserve">        else</w:t>
+      </w:r>
+    </w:p>
+    <w:p>
+      <w:pPr>
+        <w:pBdr>
+          <w:left w:val="single" w:color="8EA9DB" w:sz="12" w:space="6"/>
+        </w:pBdr>
+        <w:shd w:fill="F7F7F7" w:val="clear"/>
+        <w:spacing w:after="0" w:line="240"/>
+        <w:ind w:left="120" w:right="120"/>
+      </w:pPr>
+      <w:r>
+        <w:rPr>
+          <w:rFonts w:ascii="Consolas" w:cs="Consolas" w:eastAsia="Consolas" w:hAnsi="Consolas"/>
+          <w:sz w:val="15"/>
+          <w:szCs w:val="15"/>
+        </w:rPr>
+        <w:t xml:space="preserve">          case ProductGroup</w:t>
+      </w:r>
+    </w:p>
+    <w:p>
+      <w:pPr>
+        <w:pBdr>
+          <w:left w:val="single" w:color="8EA9DB" w:sz="12" w:space="6"/>
+        </w:pBdr>
+        <w:shd w:fill="F7F7F7" w:val="clear"/>
+        <w:spacing w:after="0" w:line="240"/>
+        <w:ind w:left="120" w:right="120"/>
+      </w:pPr>
+      <w:r>
+        <w:rPr>
+          <w:rFonts w:ascii="Consolas" w:cs="Consolas" w:eastAsia="Consolas" w:hAnsi="Consolas"/>
+          <w:sz w:val="15"/>
+          <w:szCs w:val="15"/>
+        </w:rPr>
+        <w:t xml:space="preserve">            when 'GAS' then 'Annual - Gas (MMSCMD)'</w:t>
+      </w:r>
+    </w:p>
+    <w:p>
+      <w:pPr>
+        <w:pBdr>
+          <w:left w:val="single" w:color="8EA9DB" w:sz="12" w:space="6"/>
+        </w:pBdr>
+        <w:shd w:fill="F7F7F7" w:val="clear"/>
+        <w:spacing w:after="0" w:line="240"/>
+        <w:ind w:left="120" w:right="120"/>
+      </w:pPr>
+      <w:r>
+        <w:rPr>
+          <w:rFonts w:ascii="Consolas" w:cs="Consolas" w:eastAsia="Consolas" w:hAnsi="Consolas"/>
+          <w:sz w:val="15"/>
+          <w:szCs w:val="15"/>
+        </w:rPr>
+        <w:t xml:space="preserve">            else            'Annual - Oil, LNG &amp; Cond. (BOPD)'</w:t>
+      </w:r>
+    </w:p>
+    <w:p>
+      <w:pPr>
+        <w:pBdr>
+          <w:left w:val="single" w:color="8EA9DB" w:sz="12" w:space="6"/>
+        </w:pBdr>
+        <w:shd w:fill="F7F7F7" w:val="clear"/>
+        <w:spacing w:after="0" w:line="240"/>
+        <w:ind w:left="120" w:right="120"/>
+      </w:pPr>
+      <w:r>
+        <w:rPr>
+          <w:rFonts w:ascii="Consolas" w:cs="Consolas" w:eastAsia="Consolas" w:hAnsi="Consolas"/>
+          <w:sz w:val="15"/>
+          <w:szCs w:val="15"/>
+        </w:rPr>
+        <w:t xml:space="preserve">          end</w:t>
+      </w:r>
+    </w:p>
+    <w:p>
+      <w:pPr>
+        <w:pBdr>
+          <w:left w:val="single" w:color="8EA9DB" w:sz="12" w:space="6"/>
+        </w:pBdr>
+        <w:shd w:fill="F7F7F7" w:val="clear"/>
+        <w:spacing w:after="0" w:line="240"/>
+        <w:ind w:left="120" w:right="120"/>
+      </w:pPr>
+      <w:r>
+        <w:rPr>
+          <w:rFonts w:ascii="Consolas" w:cs="Consolas" w:eastAsia="Consolas" w:hAnsi="Consolas"/>
+          <w:sz w:val="15"/>
+          <w:szCs w:val="15"/>
+        </w:rPr>
+        <w:t xml:space="preserve">      end                                             as RowLabel,</w:t>
+      </w:r>
+    </w:p>
+    <w:p>
+      <w:pPr>
+        <w:pBdr>
+          <w:left w:val="single" w:color="8EA9DB" w:sz="12" w:space="6"/>
+        </w:pBdr>
+        <w:shd w:fill="F7F7F7" w:val="clear"/>
+        <w:spacing w:after="0" w:line="240"/>
+        <w:ind w:left="120" w:right="120"/>
+      </w:pPr>
+      <w:r>
+        <w:rPr>
+          <w:rFonts w:ascii="Consolas" w:cs="Consolas" w:eastAsia="Consolas" w:hAnsi="Consolas"/>
+          <w:sz w:val="15"/>
+          <w:szCs w:val="15"/>
+        </w:rPr>
+        <w:t xml:space="preserve"> </w:t>
+      </w:r>
+    </w:p>
+    <w:p>
+      <w:pPr>
+        <w:pBdr>
+          <w:left w:val="single" w:color="8EA9DB" w:sz="12" w:space="6"/>
+        </w:pBdr>
+        <w:shd w:fill="F7F7F7" w:val="clear"/>
+        <w:spacing w:after="0" w:line="240"/>
+        <w:ind w:left="120" w:right="120"/>
+      </w:pPr>
+      <w:r>
+        <w:rPr>
+          <w:rFonts w:ascii="Consolas" w:cs="Consolas" w:eastAsia="Consolas" w:hAnsi="Consolas"/>
+          <w:sz w:val="15"/>
+          <w:szCs w:val="15"/>
+        </w:rPr>
         <w:t xml:space="preserve">      /* ── Actual (per-day average over the window; 0 on ANNUAL rows) ──── */</w:t>
       </w:r>
     </w:p>
@@ -55027,7 +55891,7 @@
           <w:sz w:val="15"/>
           <w:szCs w:val="15"/>
         </w:rPr>
-        <w:t xml:space="preserve">  dimensions: ['ProductionDate'],</w:t>
+        <w:t xml:space="preserve">  dimensions: ['ProductionDateText'],</w:t>
       </w:r>
     </w:p>
     <w:p>
@@ -55117,6 +55981,24 @@
           <w:sz w:val="15"/>
           <w:szCs w:val="15"/>
         </w:rPr>
+        <w:t xml:space="preserve">  sortOrder: [{ by: 'ProductionDate', direction: #ASC }],</w:t>
+      </w:r>
+    </w:p>
+    <w:p>
+      <w:pPr>
+        <w:pBdr>
+          <w:left w:val="single" w:color="8EA9DB" w:sz="12" w:space="6"/>
+        </w:pBdr>
+        <w:shd w:fill="F7F7F7" w:val="clear"/>
+        <w:spacing w:after="0" w:line="240"/>
+        <w:ind w:left="120" w:right="120"/>
+      </w:pPr>
+      <w:r>
+        <w:rPr>
+          <w:rFonts w:ascii="Consolas" w:cs="Consolas" w:eastAsia="Consolas" w:hAnsi="Consolas"/>
+          <w:sz w:val="15"/>
+          <w:szCs w:val="15"/>
+        </w:rPr>
         <w:t xml:space="preserve">  visualizations: [</w:t>
       </w:r>
     </w:p>
@@ -55298,6 +56180,60 @@
           <w:szCs w:val="15"/>
         </w:rPr>
         <w:t xml:space="preserve">  ProductionDate;</w:t>
+      </w:r>
+    </w:p>
+    <w:p>
+      <w:pPr>
+        <w:pBdr>
+          <w:left w:val="single" w:color="8EA9DB" w:sz="12" w:space="6"/>
+        </w:pBdr>
+        <w:shd w:fill="F7F7F7" w:val="clear"/>
+        <w:spacing w:after="0" w:line="240"/>
+        <w:ind w:left="120" w:right="120"/>
+      </w:pPr>
+      <w:r>
+        <w:rPr>
+          <w:rFonts w:ascii="Consolas" w:cs="Consolas" w:eastAsia="Consolas" w:hAnsi="Consolas"/>
+          <w:sz w:val="15"/>
+          <w:szCs w:val="15"/>
+        </w:rPr>
+        <w:t xml:space="preserve"> </w:t>
+      </w:r>
+    </w:p>
+    <w:p>
+      <w:pPr>
+        <w:pBdr>
+          <w:left w:val="single" w:color="8EA9DB" w:sz="12" w:space="6"/>
+        </w:pBdr>
+        <w:shd w:fill="F7F7F7" w:val="clear"/>
+        <w:spacing w:after="0" w:line="240"/>
+        <w:ind w:left="120" w:right="120"/>
+      </w:pPr>
+      <w:r>
+        <w:rPr>
+          <w:rFonts w:ascii="Consolas" w:cs="Consolas" w:eastAsia="Consolas" w:hAnsi="Consolas"/>
+          <w:sz w:val="15"/>
+          <w:szCs w:val="15"/>
+        </w:rPr>
+        <w:t xml:space="preserve">  @UI.lineItem: [{ position: 15, importance: #HIGH, label: 'Date' }]</w:t>
+      </w:r>
+    </w:p>
+    <w:p>
+      <w:pPr>
+        <w:pBdr>
+          <w:left w:val="single" w:color="8EA9DB" w:sz="12" w:space="6"/>
+        </w:pBdr>
+        <w:shd w:fill="F7F7F7" w:val="clear"/>
+        <w:spacing w:after="0" w:line="240"/>
+        <w:ind w:left="120" w:right="120"/>
+      </w:pPr>
+      <w:r>
+        <w:rPr>
+          <w:rFonts w:ascii="Consolas" w:cs="Consolas" w:eastAsia="Consolas" w:hAnsi="Consolas"/>
+          <w:sz w:val="15"/>
+          <w:szCs w:val="15"/>
+        </w:rPr>
+        <w:t xml:space="preserve">  ProductionDateText;</w:t>
       </w:r>
     </w:p>
     <w:p>
@@ -56137,7 +57073,421 @@
           <w:sz w:val="15"/>
           <w:szCs w:val="15"/>
         </w:rPr>
-        <w:t xml:space="preserve">  @UI.lineItem: [{ position: 10, importance: #HIGH, label: 'Scope' }]</w:t>
+        <w:t xml:space="preserve">  /* The Overview Page table card renders only the first THREE line items:</w:t>
+      </w:r>
+    </w:p>
+    <w:p>
+      <w:pPr>
+        <w:pBdr>
+          <w:left w:val="single" w:color="8EA9DB" w:sz="12" w:space="6"/>
+        </w:pBdr>
+        <w:shd w:fill="F7F7F7" w:val="clear"/>
+        <w:spacing w:after="0" w:line="240"/>
+        <w:ind w:left="120" w:right="120"/>
+      </w:pPr>
+      <w:r>
+        <w:rPr>
+          <w:rFonts w:ascii="Consolas" w:cs="Consolas" w:eastAsia="Consolas" w:hAnsi="Consolas"/>
+          <w:sz w:val="15"/>
+          <w:szCs w:val="15"/>
+        </w:rPr>
+        <w:t xml:space="preserve">     row label | actual | % achievement (coloured by criticality).</w:t>
+      </w:r>
+    </w:p>
+    <w:p>
+      <w:pPr>
+        <w:pBdr>
+          <w:left w:val="single" w:color="8EA9DB" w:sz="12" w:space="6"/>
+        </w:pBdr>
+        <w:shd w:fill="F7F7F7" w:val="clear"/>
+        <w:spacing w:after="0" w:line="240"/>
+        <w:ind w:left="120" w:right="120"/>
+      </w:pPr>
+      <w:r>
+        <w:rPr>
+          <w:rFonts w:ascii="Consolas" w:cs="Consolas" w:eastAsia="Consolas" w:hAnsi="Consolas"/>
+          <w:sz w:val="15"/>
+          <w:szCs w:val="15"/>
+        </w:rPr>
+        <w:t xml:space="preserve">     The remaining columns appear when the card is widened (resizable</w:t>
+      </w:r>
+    </w:p>
+    <w:p>
+      <w:pPr>
+        <w:pBdr>
+          <w:left w:val="single" w:color="8EA9DB" w:sz="12" w:space="6"/>
+        </w:pBdr>
+        <w:shd w:fill="F7F7F7" w:val="clear"/>
+        <w:spacing w:after="0" w:line="240"/>
+        <w:ind w:left="120" w:right="120"/>
+      </w:pPr>
+      <w:r>
+        <w:rPr>
+          <w:rFonts w:ascii="Consolas" w:cs="Consolas" w:eastAsia="Consolas" w:hAnsi="Consolas"/>
+          <w:sz w:val="15"/>
+          <w:szCs w:val="15"/>
+        </w:rPr>
+        <w:t xml:space="preserve">     layout) and in the Analytical List Page. */</w:t>
+      </w:r>
+    </w:p>
+    <w:p>
+      <w:pPr>
+        <w:pBdr>
+          <w:left w:val="single" w:color="8EA9DB" w:sz="12" w:space="6"/>
+        </w:pBdr>
+        <w:shd w:fill="F7F7F7" w:val="clear"/>
+        <w:spacing w:after="0" w:line="240"/>
+        <w:ind w:left="120" w:right="120"/>
+      </w:pPr>
+      <w:r>
+        <w:rPr>
+          <w:rFonts w:ascii="Consolas" w:cs="Consolas" w:eastAsia="Consolas" w:hAnsi="Consolas"/>
+          <w:sz w:val="15"/>
+          <w:szCs w:val="15"/>
+        </w:rPr>
+        <w:t xml:space="preserve">  @UI.lineItem: [{ position: 10, importance: #HIGH, label: 'Row' }]</w:t>
+      </w:r>
+    </w:p>
+    <w:p>
+      <w:pPr>
+        <w:pBdr>
+          <w:left w:val="single" w:color="8EA9DB" w:sz="12" w:space="6"/>
+        </w:pBdr>
+        <w:shd w:fill="F7F7F7" w:val="clear"/>
+        <w:spacing w:after="0" w:line="240"/>
+        <w:ind w:left="120" w:right="120"/>
+      </w:pPr>
+      <w:r>
+        <w:rPr>
+          <w:rFonts w:ascii="Consolas" w:cs="Consolas" w:eastAsia="Consolas" w:hAnsi="Consolas"/>
+          <w:sz w:val="15"/>
+          <w:szCs w:val="15"/>
+        </w:rPr>
+        <w:t xml:space="preserve">  RowLabel;</w:t>
+      </w:r>
+    </w:p>
+    <w:p>
+      <w:pPr>
+        <w:pBdr>
+          <w:left w:val="single" w:color="8EA9DB" w:sz="12" w:space="6"/>
+        </w:pBdr>
+        <w:shd w:fill="F7F7F7" w:val="clear"/>
+        <w:spacing w:after="0" w:line="240"/>
+        <w:ind w:left="120" w:right="120"/>
+      </w:pPr>
+      <w:r>
+        <w:rPr>
+          <w:rFonts w:ascii="Consolas" w:cs="Consolas" w:eastAsia="Consolas" w:hAnsi="Consolas"/>
+          <w:sz w:val="15"/>
+          <w:szCs w:val="15"/>
+        </w:rPr>
+        <w:t xml:space="preserve"> </w:t>
+      </w:r>
+    </w:p>
+    <w:p>
+      <w:pPr>
+        <w:pBdr>
+          <w:left w:val="single" w:color="8EA9DB" w:sz="12" w:space="6"/>
+        </w:pBdr>
+        <w:shd w:fill="F7F7F7" w:val="clear"/>
+        <w:spacing w:after="0" w:line="240"/>
+        <w:ind w:left="120" w:right="120"/>
+      </w:pPr>
+      <w:r>
+        <w:rPr>
+          <w:rFonts w:ascii="Consolas" w:cs="Consolas" w:eastAsia="Consolas" w:hAnsi="Consolas"/>
+          <w:sz w:val="15"/>
+          <w:szCs w:val="15"/>
+        </w:rPr>
+        <w:t xml:space="preserve">  @UI.lineItem: [{ position: 20, importance: #HIGH, label: 'Actual (BOPD / MMSCMD)' }]</w:t>
+      </w:r>
+    </w:p>
+    <w:p>
+      <w:pPr>
+        <w:pBdr>
+          <w:left w:val="single" w:color="8EA9DB" w:sz="12" w:space="6"/>
+        </w:pBdr>
+        <w:shd w:fill="F7F7F7" w:val="clear"/>
+        <w:spacing w:after="0" w:line="240"/>
+        <w:ind w:left="120" w:right="120"/>
+      </w:pPr>
+      <w:r>
+        <w:rPr>
+          <w:rFonts w:ascii="Consolas" w:cs="Consolas" w:eastAsia="Consolas" w:hAnsi="Consolas"/>
+          <w:sz w:val="15"/>
+          <w:szCs w:val="15"/>
+        </w:rPr>
+        <w:t xml:space="preserve">  ActualPerDay;</w:t>
+      </w:r>
+    </w:p>
+    <w:p>
+      <w:pPr>
+        <w:pBdr>
+          <w:left w:val="single" w:color="8EA9DB" w:sz="12" w:space="6"/>
+        </w:pBdr>
+        <w:shd w:fill="F7F7F7" w:val="clear"/>
+        <w:spacing w:after="0" w:line="240"/>
+        <w:ind w:left="120" w:right="120"/>
+      </w:pPr>
+      <w:r>
+        <w:rPr>
+          <w:rFonts w:ascii="Consolas" w:cs="Consolas" w:eastAsia="Consolas" w:hAnsi="Consolas"/>
+          <w:sz w:val="15"/>
+          <w:szCs w:val="15"/>
+        </w:rPr>
+        <w:t xml:space="preserve"> </w:t>
+      </w:r>
+    </w:p>
+    <w:p>
+      <w:pPr>
+        <w:pBdr>
+          <w:left w:val="single" w:color="8EA9DB" w:sz="12" w:space="6"/>
+        </w:pBdr>
+        <w:shd w:fill="F7F7F7" w:val="clear"/>
+        <w:spacing w:after="0" w:line="240"/>
+        <w:ind w:left="120" w:right="120"/>
+      </w:pPr>
+      <w:r>
+        <w:rPr>
+          <w:rFonts w:ascii="Consolas" w:cs="Consolas" w:eastAsia="Consolas" w:hAnsi="Consolas"/>
+          <w:sz w:val="15"/>
+          <w:szCs w:val="15"/>
+        </w:rPr>
+        <w:t xml:space="preserve">  @UI.lineItem: [{ position: 30, importance: #HIGH, label: '% Achv w.r.t. BE Target' }]</w:t>
+      </w:r>
+    </w:p>
+    <w:p>
+      <w:pPr>
+        <w:pBdr>
+          <w:left w:val="single" w:color="8EA9DB" w:sz="12" w:space="6"/>
+        </w:pBdr>
+        <w:shd w:fill="F7F7F7" w:val="clear"/>
+        <w:spacing w:after="0" w:line="240"/>
+        <w:ind w:left="120" w:right="120"/>
+      </w:pPr>
+      <w:r>
+        <w:rPr>
+          <w:rFonts w:ascii="Consolas" w:cs="Consolas" w:eastAsia="Consolas" w:hAnsi="Consolas"/>
+          <w:sz w:val="15"/>
+          <w:szCs w:val="15"/>
+        </w:rPr>
+        <w:t xml:space="preserve">  @UI.dataPoint: { title: '% Achv w.r.t. BE Target', criticality: 'AchievementCriticality' }</w:t>
+      </w:r>
+    </w:p>
+    <w:p>
+      <w:pPr>
+        <w:pBdr>
+          <w:left w:val="single" w:color="8EA9DB" w:sz="12" w:space="6"/>
+        </w:pBdr>
+        <w:shd w:fill="F7F7F7" w:val="clear"/>
+        <w:spacing w:after="0" w:line="240"/>
+        <w:ind w:left="120" w:right="120"/>
+      </w:pPr>
+      <w:r>
+        <w:rPr>
+          <w:rFonts w:ascii="Consolas" w:cs="Consolas" w:eastAsia="Consolas" w:hAnsi="Consolas"/>
+          <w:sz w:val="15"/>
+          <w:szCs w:val="15"/>
+        </w:rPr>
+        <w:t xml:space="preserve">  AchievementPct;</w:t>
+      </w:r>
+    </w:p>
+    <w:p>
+      <w:pPr>
+        <w:pBdr>
+          <w:left w:val="single" w:color="8EA9DB" w:sz="12" w:space="6"/>
+        </w:pBdr>
+        <w:shd w:fill="F7F7F7" w:val="clear"/>
+        <w:spacing w:after="0" w:line="240"/>
+        <w:ind w:left="120" w:right="120"/>
+      </w:pPr>
+      <w:r>
+        <w:rPr>
+          <w:rFonts w:ascii="Consolas" w:cs="Consolas" w:eastAsia="Consolas" w:hAnsi="Consolas"/>
+          <w:sz w:val="15"/>
+          <w:szCs w:val="15"/>
+        </w:rPr>
+        <w:t xml:space="preserve"> </w:t>
+      </w:r>
+    </w:p>
+    <w:p>
+      <w:pPr>
+        <w:pBdr>
+          <w:left w:val="single" w:color="8EA9DB" w:sz="12" w:space="6"/>
+        </w:pBdr>
+        <w:shd w:fill="F7F7F7" w:val="clear"/>
+        <w:spacing w:after="0" w:line="240"/>
+        <w:ind w:left="120" w:right="120"/>
+      </w:pPr>
+      <w:r>
+        <w:rPr>
+          <w:rFonts w:ascii="Consolas" w:cs="Consolas" w:eastAsia="Consolas" w:hAnsi="Consolas"/>
+          <w:sz w:val="15"/>
+          <w:szCs w:val="15"/>
+        </w:rPr>
+        <w:t xml:space="preserve">  @UI.lineItem: [{ position: 40, importance: #HIGH, label: 'BE Target (BOPD / MMSCMD)' }]</w:t>
+      </w:r>
+    </w:p>
+    <w:p>
+      <w:pPr>
+        <w:pBdr>
+          <w:left w:val="single" w:color="8EA9DB" w:sz="12" w:space="6"/>
+        </w:pBdr>
+        <w:shd w:fill="F7F7F7" w:val="clear"/>
+        <w:spacing w:after="0" w:line="240"/>
+        <w:ind w:left="120" w:right="120"/>
+      </w:pPr>
+      <w:r>
+        <w:rPr>
+          <w:rFonts w:ascii="Consolas" w:cs="Consolas" w:eastAsia="Consolas" w:hAnsi="Consolas"/>
+          <w:sz w:val="15"/>
+          <w:szCs w:val="15"/>
+        </w:rPr>
+        <w:t xml:space="preserve">  TargetPerDay;</w:t>
+      </w:r>
+    </w:p>
+    <w:p>
+      <w:pPr>
+        <w:pBdr>
+          <w:left w:val="single" w:color="8EA9DB" w:sz="12" w:space="6"/>
+        </w:pBdr>
+        <w:shd w:fill="F7F7F7" w:val="clear"/>
+        <w:spacing w:after="0" w:line="240"/>
+        <w:ind w:left="120" w:right="120"/>
+      </w:pPr>
+      <w:r>
+        <w:rPr>
+          <w:rFonts w:ascii="Consolas" w:cs="Consolas" w:eastAsia="Consolas" w:hAnsi="Consolas"/>
+          <w:sz w:val="15"/>
+          <w:szCs w:val="15"/>
+        </w:rPr>
+        <w:t xml:space="preserve"> </w:t>
+      </w:r>
+    </w:p>
+    <w:p>
+      <w:pPr>
+        <w:pBdr>
+          <w:left w:val="single" w:color="8EA9DB" w:sz="12" w:space="6"/>
+        </w:pBdr>
+        <w:shd w:fill="F7F7F7" w:val="clear"/>
+        <w:spacing w:after="0" w:line="240"/>
+        <w:ind w:left="120" w:right="120"/>
+      </w:pPr>
+      <w:r>
+        <w:rPr>
+          <w:rFonts w:ascii="Consolas" w:cs="Consolas" w:eastAsia="Consolas" w:hAnsi="Consolas"/>
+          <w:sz w:val="15"/>
+          <w:szCs w:val="15"/>
+        </w:rPr>
+        <w:t xml:space="preserve">  @UI.lineItem: [{ position: 50, importance: #MEDIUM, label: 'Actual Total (BOEPD)' }]</w:t>
+      </w:r>
+    </w:p>
+    <w:p>
+      <w:pPr>
+        <w:pBdr>
+          <w:left w:val="single" w:color="8EA9DB" w:sz="12" w:space="6"/>
+        </w:pBdr>
+        <w:shd w:fill="F7F7F7" w:val="clear"/>
+        <w:spacing w:after="0" w:line="240"/>
+        <w:ind w:left="120" w:right="120"/>
+      </w:pPr>
+      <w:r>
+        <w:rPr>
+          <w:rFonts w:ascii="Consolas" w:cs="Consolas" w:eastAsia="Consolas" w:hAnsi="Consolas"/>
+          <w:sz w:val="15"/>
+          <w:szCs w:val="15"/>
+        </w:rPr>
+        <w:t xml:space="preserve">  ActualBoepdPerDay;</w:t>
+      </w:r>
+    </w:p>
+    <w:p>
+      <w:pPr>
+        <w:pBdr>
+          <w:left w:val="single" w:color="8EA9DB" w:sz="12" w:space="6"/>
+        </w:pBdr>
+        <w:shd w:fill="F7F7F7" w:val="clear"/>
+        <w:spacing w:after="0" w:line="240"/>
+        <w:ind w:left="120" w:right="120"/>
+      </w:pPr>
+      <w:r>
+        <w:rPr>
+          <w:rFonts w:ascii="Consolas" w:cs="Consolas" w:eastAsia="Consolas" w:hAnsi="Consolas"/>
+          <w:sz w:val="15"/>
+          <w:szCs w:val="15"/>
+        </w:rPr>
+        <w:t xml:space="preserve"> </w:t>
+      </w:r>
+    </w:p>
+    <w:p>
+      <w:pPr>
+        <w:pBdr>
+          <w:left w:val="single" w:color="8EA9DB" w:sz="12" w:space="6"/>
+        </w:pBdr>
+        <w:shd w:fill="F7F7F7" w:val="clear"/>
+        <w:spacing w:after="0" w:line="240"/>
+        <w:ind w:left="120" w:right="120"/>
+      </w:pPr>
+      <w:r>
+        <w:rPr>
+          <w:rFonts w:ascii="Consolas" w:cs="Consolas" w:eastAsia="Consolas" w:hAnsi="Consolas"/>
+          <w:sz w:val="15"/>
+          <w:szCs w:val="15"/>
+        </w:rPr>
+        <w:t xml:space="preserve">  @UI.lineItem: [{ position: 60, importance: #MEDIUM, label: 'BE Target Total (BOEPD)' }]</w:t>
+      </w:r>
+    </w:p>
+    <w:p>
+      <w:pPr>
+        <w:pBdr>
+          <w:left w:val="single" w:color="8EA9DB" w:sz="12" w:space="6"/>
+        </w:pBdr>
+        <w:shd w:fill="F7F7F7" w:val="clear"/>
+        <w:spacing w:after="0" w:line="240"/>
+        <w:ind w:left="120" w:right="120"/>
+      </w:pPr>
+      <w:r>
+        <w:rPr>
+          <w:rFonts w:ascii="Consolas" w:cs="Consolas" w:eastAsia="Consolas" w:hAnsi="Consolas"/>
+          <w:sz w:val="15"/>
+          <w:szCs w:val="15"/>
+        </w:rPr>
+        <w:t xml:space="preserve">  TargetBoepdPerDay;</w:t>
+      </w:r>
+    </w:p>
+    <w:p>
+      <w:pPr>
+        <w:pBdr>
+          <w:left w:val="single" w:color="8EA9DB" w:sz="12" w:space="6"/>
+        </w:pBdr>
+        <w:shd w:fill="F7F7F7" w:val="clear"/>
+        <w:spacing w:after="0" w:line="240"/>
+        <w:ind w:left="120" w:right="120"/>
+      </w:pPr>
+      <w:r>
+        <w:rPr>
+          <w:rFonts w:ascii="Consolas" w:cs="Consolas" w:eastAsia="Consolas" w:hAnsi="Consolas"/>
+          <w:sz w:val="15"/>
+          <w:szCs w:val="15"/>
+        </w:rPr>
+        <w:t xml:space="preserve"> </w:t>
+      </w:r>
+    </w:p>
+    <w:p>
+      <w:pPr>
+        <w:pBdr>
+          <w:left w:val="single" w:color="8EA9DB" w:sz="12" w:space="6"/>
+        </w:pBdr>
+        <w:shd w:fill="F7F7F7" w:val="clear"/>
+        <w:spacing w:after="0" w:line="240"/>
+        <w:ind w:left="120" w:right="120"/>
+      </w:pPr>
+      <w:r>
+        <w:rPr>
+          <w:rFonts w:ascii="Consolas" w:cs="Consolas" w:eastAsia="Consolas" w:hAnsi="Consolas"/>
+          <w:sz w:val="15"/>
+          <w:szCs w:val="15"/>
+        </w:rPr>
+        <w:t xml:space="preserve">  @UI.lineItem: [{ position: 70, importance: #LOW, label: 'Scope' }]</w:t>
       </w:r>
     </w:p>
     <w:p>
@@ -56191,7 +57541,7 @@
           <w:sz w:val="15"/>
           <w:szCs w:val="15"/>
         </w:rPr>
-        <w:t xml:space="preserve">  @UI.lineItem: [{ position: 20, importance: #HIGH, label: 'Product' }]</w:t>
+        <w:t xml:space="preserve">  @UI.lineItem: [{ position: 80, importance: #LOW, label: 'Product' }]</w:t>
       </w:r>
     </w:p>
     <w:p>
@@ -56210,294 +57560,6 @@
           <w:szCs w:val="15"/>
         </w:rPr>
         <w:t xml:space="preserve">  ProductGroupText;</w:t>
-      </w:r>
-    </w:p>
-    <w:p>
-      <w:pPr>
-        <w:pBdr>
-          <w:left w:val="single" w:color="8EA9DB" w:sz="12" w:space="6"/>
-        </w:pBdr>
-        <w:shd w:fill="F7F7F7" w:val="clear"/>
-        <w:spacing w:after="0" w:line="240"/>
-        <w:ind w:left="120" w:right="120"/>
-      </w:pPr>
-      <w:r>
-        <w:rPr>
-          <w:rFonts w:ascii="Consolas" w:cs="Consolas" w:eastAsia="Consolas" w:hAnsi="Consolas"/>
-          <w:sz w:val="15"/>
-          <w:szCs w:val="15"/>
-        </w:rPr>
-        <w:t xml:space="preserve"> </w:t>
-      </w:r>
-    </w:p>
-    <w:p>
-      <w:pPr>
-        <w:pBdr>
-          <w:left w:val="single" w:color="8EA9DB" w:sz="12" w:space="6"/>
-        </w:pBdr>
-        <w:shd w:fill="F7F7F7" w:val="clear"/>
-        <w:spacing w:after="0" w:line="240"/>
-        <w:ind w:left="120" w:right="120"/>
-      </w:pPr>
-      <w:r>
-        <w:rPr>
-          <w:rFonts w:ascii="Consolas" w:cs="Consolas" w:eastAsia="Consolas" w:hAnsi="Consolas"/>
-          <w:sz w:val="15"/>
-          <w:szCs w:val="15"/>
-        </w:rPr>
-        <w:t xml:space="preserve">  @UI.lineItem: [{ position: 30, importance: #HIGH, label: 'Actual (BOPD / MMSCMD)' }]</w:t>
-      </w:r>
-    </w:p>
-    <w:p>
-      <w:pPr>
-        <w:pBdr>
-          <w:left w:val="single" w:color="8EA9DB" w:sz="12" w:space="6"/>
-        </w:pBdr>
-        <w:shd w:fill="F7F7F7" w:val="clear"/>
-        <w:spacing w:after="0" w:line="240"/>
-        <w:ind w:left="120" w:right="120"/>
-      </w:pPr>
-      <w:r>
-        <w:rPr>
-          <w:rFonts w:ascii="Consolas" w:cs="Consolas" w:eastAsia="Consolas" w:hAnsi="Consolas"/>
-          <w:sz w:val="15"/>
-          <w:szCs w:val="15"/>
-        </w:rPr>
-        <w:t xml:space="preserve">  ActualPerDay;</w:t>
-      </w:r>
-    </w:p>
-    <w:p>
-      <w:pPr>
-        <w:pBdr>
-          <w:left w:val="single" w:color="8EA9DB" w:sz="12" w:space="6"/>
-        </w:pBdr>
-        <w:shd w:fill="F7F7F7" w:val="clear"/>
-        <w:spacing w:after="0" w:line="240"/>
-        <w:ind w:left="120" w:right="120"/>
-      </w:pPr>
-      <w:r>
-        <w:rPr>
-          <w:rFonts w:ascii="Consolas" w:cs="Consolas" w:eastAsia="Consolas" w:hAnsi="Consolas"/>
-          <w:sz w:val="15"/>
-          <w:szCs w:val="15"/>
-        </w:rPr>
-        <w:t xml:space="preserve"> </w:t>
-      </w:r>
-    </w:p>
-    <w:p>
-      <w:pPr>
-        <w:pBdr>
-          <w:left w:val="single" w:color="8EA9DB" w:sz="12" w:space="6"/>
-        </w:pBdr>
-        <w:shd w:fill="F7F7F7" w:val="clear"/>
-        <w:spacing w:after="0" w:line="240"/>
-        <w:ind w:left="120" w:right="120"/>
-      </w:pPr>
-      <w:r>
-        <w:rPr>
-          <w:rFonts w:ascii="Consolas" w:cs="Consolas" w:eastAsia="Consolas" w:hAnsi="Consolas"/>
-          <w:sz w:val="15"/>
-          <w:szCs w:val="15"/>
-        </w:rPr>
-        <w:t xml:space="preserve">  @UI.lineItem: [{ position: 40, importance: #HIGH, label: 'BE Target (BOPD / MMSCMD)' }]</w:t>
-      </w:r>
-    </w:p>
-    <w:p>
-      <w:pPr>
-        <w:pBdr>
-          <w:left w:val="single" w:color="8EA9DB" w:sz="12" w:space="6"/>
-        </w:pBdr>
-        <w:shd w:fill="F7F7F7" w:val="clear"/>
-        <w:spacing w:after="0" w:line="240"/>
-        <w:ind w:left="120" w:right="120"/>
-      </w:pPr>
-      <w:r>
-        <w:rPr>
-          <w:rFonts w:ascii="Consolas" w:cs="Consolas" w:eastAsia="Consolas" w:hAnsi="Consolas"/>
-          <w:sz w:val="15"/>
-          <w:szCs w:val="15"/>
-        </w:rPr>
-        <w:t xml:space="preserve">  TargetPerDay;</w:t>
-      </w:r>
-    </w:p>
-    <w:p>
-      <w:pPr>
-        <w:pBdr>
-          <w:left w:val="single" w:color="8EA9DB" w:sz="12" w:space="6"/>
-        </w:pBdr>
-        <w:shd w:fill="F7F7F7" w:val="clear"/>
-        <w:spacing w:after="0" w:line="240"/>
-        <w:ind w:left="120" w:right="120"/>
-      </w:pPr>
-      <w:r>
-        <w:rPr>
-          <w:rFonts w:ascii="Consolas" w:cs="Consolas" w:eastAsia="Consolas" w:hAnsi="Consolas"/>
-          <w:sz w:val="15"/>
-          <w:szCs w:val="15"/>
-        </w:rPr>
-        <w:t xml:space="preserve"> </w:t>
-      </w:r>
-    </w:p>
-    <w:p>
-      <w:pPr>
-        <w:pBdr>
-          <w:left w:val="single" w:color="8EA9DB" w:sz="12" w:space="6"/>
-        </w:pBdr>
-        <w:shd w:fill="F7F7F7" w:val="clear"/>
-        <w:spacing w:after="0" w:line="240"/>
-        <w:ind w:left="120" w:right="120"/>
-      </w:pPr>
-      <w:r>
-        <w:rPr>
-          <w:rFonts w:ascii="Consolas" w:cs="Consolas" w:eastAsia="Consolas" w:hAnsi="Consolas"/>
-          <w:sz w:val="15"/>
-          <w:szCs w:val="15"/>
-        </w:rPr>
-        <w:t xml:space="preserve">  @UI.lineItem: [{ position: 50, importance: #HIGH, label: 'Actual Total (BOEPD)' }]</w:t>
-      </w:r>
-    </w:p>
-    <w:p>
-      <w:pPr>
-        <w:pBdr>
-          <w:left w:val="single" w:color="8EA9DB" w:sz="12" w:space="6"/>
-        </w:pBdr>
-        <w:shd w:fill="F7F7F7" w:val="clear"/>
-        <w:spacing w:after="0" w:line="240"/>
-        <w:ind w:left="120" w:right="120"/>
-      </w:pPr>
-      <w:r>
-        <w:rPr>
-          <w:rFonts w:ascii="Consolas" w:cs="Consolas" w:eastAsia="Consolas" w:hAnsi="Consolas"/>
-          <w:sz w:val="15"/>
-          <w:szCs w:val="15"/>
-        </w:rPr>
-        <w:t xml:space="preserve">  ActualBoepdPerDay;</w:t>
-      </w:r>
-    </w:p>
-    <w:p>
-      <w:pPr>
-        <w:pBdr>
-          <w:left w:val="single" w:color="8EA9DB" w:sz="12" w:space="6"/>
-        </w:pBdr>
-        <w:shd w:fill="F7F7F7" w:val="clear"/>
-        <w:spacing w:after="0" w:line="240"/>
-        <w:ind w:left="120" w:right="120"/>
-      </w:pPr>
-      <w:r>
-        <w:rPr>
-          <w:rFonts w:ascii="Consolas" w:cs="Consolas" w:eastAsia="Consolas" w:hAnsi="Consolas"/>
-          <w:sz w:val="15"/>
-          <w:szCs w:val="15"/>
-        </w:rPr>
-        <w:t xml:space="preserve"> </w:t>
-      </w:r>
-    </w:p>
-    <w:p>
-      <w:pPr>
-        <w:pBdr>
-          <w:left w:val="single" w:color="8EA9DB" w:sz="12" w:space="6"/>
-        </w:pBdr>
-        <w:shd w:fill="F7F7F7" w:val="clear"/>
-        <w:spacing w:after="0" w:line="240"/>
-        <w:ind w:left="120" w:right="120"/>
-      </w:pPr>
-      <w:r>
-        <w:rPr>
-          <w:rFonts w:ascii="Consolas" w:cs="Consolas" w:eastAsia="Consolas" w:hAnsi="Consolas"/>
-          <w:sz w:val="15"/>
-          <w:szCs w:val="15"/>
-        </w:rPr>
-        <w:t xml:space="preserve">  @UI.lineItem: [{ position: 60, importance: #HIGH, label: 'BE Target Total (BOEPD)' }]</w:t>
-      </w:r>
-    </w:p>
-    <w:p>
-      <w:pPr>
-        <w:pBdr>
-          <w:left w:val="single" w:color="8EA9DB" w:sz="12" w:space="6"/>
-        </w:pBdr>
-        <w:shd w:fill="F7F7F7" w:val="clear"/>
-        <w:spacing w:after="0" w:line="240"/>
-        <w:ind w:left="120" w:right="120"/>
-      </w:pPr>
-      <w:r>
-        <w:rPr>
-          <w:rFonts w:ascii="Consolas" w:cs="Consolas" w:eastAsia="Consolas" w:hAnsi="Consolas"/>
-          <w:sz w:val="15"/>
-          <w:szCs w:val="15"/>
-        </w:rPr>
-        <w:t xml:space="preserve">  TargetBoepdPerDay;</w:t>
-      </w:r>
-    </w:p>
-    <w:p>
-      <w:pPr>
-        <w:pBdr>
-          <w:left w:val="single" w:color="8EA9DB" w:sz="12" w:space="6"/>
-        </w:pBdr>
-        <w:shd w:fill="F7F7F7" w:val="clear"/>
-        <w:spacing w:after="0" w:line="240"/>
-        <w:ind w:left="120" w:right="120"/>
-      </w:pPr>
-      <w:r>
-        <w:rPr>
-          <w:rFonts w:ascii="Consolas" w:cs="Consolas" w:eastAsia="Consolas" w:hAnsi="Consolas"/>
-          <w:sz w:val="15"/>
-          <w:szCs w:val="15"/>
-        </w:rPr>
-        <w:t xml:space="preserve"> </w:t>
-      </w:r>
-    </w:p>
-    <w:p>
-      <w:pPr>
-        <w:pBdr>
-          <w:left w:val="single" w:color="8EA9DB" w:sz="12" w:space="6"/>
-        </w:pBdr>
-        <w:shd w:fill="F7F7F7" w:val="clear"/>
-        <w:spacing w:after="0" w:line="240"/>
-        <w:ind w:left="120" w:right="120"/>
-      </w:pPr>
-      <w:r>
-        <w:rPr>
-          <w:rFonts w:ascii="Consolas" w:cs="Consolas" w:eastAsia="Consolas" w:hAnsi="Consolas"/>
-          <w:sz w:val="15"/>
-          <w:szCs w:val="15"/>
-        </w:rPr>
-        <w:t xml:space="preserve">  @UI.lineItem: [{ position: 70, importance: #HIGH, label: '% Achv w.r.t. BE Target' }]</w:t>
-      </w:r>
-    </w:p>
-    <w:p>
-      <w:pPr>
-        <w:pBdr>
-          <w:left w:val="single" w:color="8EA9DB" w:sz="12" w:space="6"/>
-        </w:pBdr>
-        <w:shd w:fill="F7F7F7" w:val="clear"/>
-        <w:spacing w:after="0" w:line="240"/>
-        <w:ind w:left="120" w:right="120"/>
-      </w:pPr>
-      <w:r>
-        <w:rPr>
-          <w:rFonts w:ascii="Consolas" w:cs="Consolas" w:eastAsia="Consolas" w:hAnsi="Consolas"/>
-          <w:sz w:val="15"/>
-          <w:szCs w:val="15"/>
-        </w:rPr>
-        <w:t xml:space="preserve">  @UI.dataPoint: { title: '% Achv w.r.t. BE Target' }</w:t>
-      </w:r>
-    </w:p>
-    <w:p>
-      <w:pPr>
-        <w:pBdr>
-          <w:left w:val="single" w:color="8EA9DB" w:sz="12" w:space="6"/>
-        </w:pBdr>
-        <w:shd w:fill="F7F7F7" w:val="clear"/>
-        <w:spacing w:after="0" w:line="240"/>
-        <w:ind w:left="120" w:right="120"/>
-      </w:pPr>
-      <w:r>
-        <w:rPr>
-          <w:rFonts w:ascii="Consolas" w:cs="Consolas" w:eastAsia="Consolas" w:hAnsi="Consolas"/>
-          <w:sz w:val="15"/>
-          <w:szCs w:val="15"/>
-        </w:rPr>
-        <w:t xml:space="preserve">  AchievementPct;</w:t>
       </w:r>
     </w:p>
     <w:p>
@@ -56797,7 +57859,7 @@
           <w:sz w:val="15"/>
           <w:szCs w:val="15"/>
         </w:rPr>
-        <w:t xml:space="preserve">  dimensions: ['ProductionDate', 'ProductDescription'],</w:t>
+        <w:t xml:space="preserve">  dimensions: ['ProductionDateText', 'ProductDescription'],</w:t>
       </w:r>
     </w:p>
     <w:p>
@@ -56887,6 +57949,24 @@
           <w:sz w:val="15"/>
           <w:szCs w:val="15"/>
         </w:rPr>
+        <w:t xml:space="preserve">  sortOrder: [{ by: 'ProductionDate', direction: #ASC }],</w:t>
+      </w:r>
+    </w:p>
+    <w:p>
+      <w:pPr>
+        <w:pBdr>
+          <w:left w:val="single" w:color="8EA9DB" w:sz="12" w:space="6"/>
+        </w:pBdr>
+        <w:shd w:fill="F7F7F7" w:val="clear"/>
+        <w:spacing w:after="0" w:line="240"/>
+        <w:ind w:left="120" w:right="120"/>
+      </w:pPr>
+      <w:r>
+        <w:rPr>
+          <w:rFonts w:ascii="Consolas" w:cs="Consolas" w:eastAsia="Consolas" w:hAnsi="Consolas"/>
+          <w:sz w:val="15"/>
+          <w:szCs w:val="15"/>
+        </w:rPr>
         <w:t xml:space="preserve">  visualizations: [</w:t>
       </w:r>
     </w:p>
@@ -57068,6 +58148,60 @@
           <w:szCs w:val="15"/>
         </w:rPr>
         <w:t xml:space="preserve">  ProductionDate;</w:t>
+      </w:r>
+    </w:p>
+    <w:p>
+      <w:pPr>
+        <w:pBdr>
+          <w:left w:val="single" w:color="8EA9DB" w:sz="12" w:space="6"/>
+        </w:pBdr>
+        <w:shd w:fill="F7F7F7" w:val="clear"/>
+        <w:spacing w:after="0" w:line="240"/>
+        <w:ind w:left="120" w:right="120"/>
+      </w:pPr>
+      <w:r>
+        <w:rPr>
+          <w:rFonts w:ascii="Consolas" w:cs="Consolas" w:eastAsia="Consolas" w:hAnsi="Consolas"/>
+          <w:sz w:val="15"/>
+          <w:szCs w:val="15"/>
+        </w:rPr>
+        <w:t xml:space="preserve"> </w:t>
+      </w:r>
+    </w:p>
+    <w:p>
+      <w:pPr>
+        <w:pBdr>
+          <w:left w:val="single" w:color="8EA9DB" w:sz="12" w:space="6"/>
+        </w:pBdr>
+        <w:shd w:fill="F7F7F7" w:val="clear"/>
+        <w:spacing w:after="0" w:line="240"/>
+        <w:ind w:left="120" w:right="120"/>
+      </w:pPr>
+      <w:r>
+        <w:rPr>
+          <w:rFonts w:ascii="Consolas" w:cs="Consolas" w:eastAsia="Consolas" w:hAnsi="Consolas"/>
+          <w:sz w:val="15"/>
+          <w:szCs w:val="15"/>
+        </w:rPr>
+        <w:t xml:space="preserve">  @UI.lineItem: [{ position: 15, importance: #HIGH, label: 'Date' }]</w:t>
+      </w:r>
+    </w:p>
+    <w:p>
+      <w:pPr>
+        <w:pBdr>
+          <w:left w:val="single" w:color="8EA9DB" w:sz="12" w:space="6"/>
+        </w:pBdr>
+        <w:shd w:fill="F7F7F7" w:val="clear"/>
+        <w:spacing w:after="0" w:line="240"/>
+        <w:ind w:left="120" w:right="120"/>
+      </w:pPr>
+      <w:r>
+        <w:rPr>
+          <w:rFonts w:ascii="Consolas" w:cs="Consolas" w:eastAsia="Consolas" w:hAnsi="Consolas"/>
+          <w:sz w:val="15"/>
+          <w:szCs w:val="15"/>
+        </w:rPr>
+        <w:t xml:space="preserve">  ProductionDateText;</w:t>
       </w:r>
     </w:p>
     <w:p>
